--- a/docx/ru/BUFRCREX_TableB_ru_21.docx
+++ b/docx/ru/BUFRCREX_TableB_ru_21.docx
@@ -239,7 +239,7 @@
                 <w:b w:val="0"/>
                 <w:sz w:val="16"/>
               </w:rPr>
-              <w:t>021001</w:t>
+              <w:t>0 21 001</w:t>
             </w:r>
           </w:p>
         </w:tc>
@@ -403,7 +403,7 @@
                 <w:b w:val="0"/>
                 <w:sz w:val="16"/>
               </w:rPr>
-              <w:t>021002</w:t>
+              <w:t>0 21 002</w:t>
             </w:r>
           </w:p>
         </w:tc>
@@ -567,7 +567,7 @@
                 <w:b w:val="0"/>
                 <w:sz w:val="16"/>
               </w:rPr>
-              <w:t>021003</w:t>
+              <w:t>0 21 003</w:t>
             </w:r>
           </w:p>
         </w:tc>
@@ -731,7 +731,7 @@
                 <w:b w:val="0"/>
                 <w:sz w:val="16"/>
               </w:rPr>
-              <w:t>021004</w:t>
+              <w:t>0 21 004</w:t>
             </w:r>
           </w:p>
         </w:tc>
@@ -895,7 +895,7 @@
                 <w:b w:val="0"/>
                 <w:sz w:val="16"/>
               </w:rPr>
-              <w:t>021005</w:t>
+              <w:t>0 21 005</w:t>
             </w:r>
           </w:p>
         </w:tc>
@@ -1059,7 +1059,7 @@
                 <w:b w:val="0"/>
                 <w:sz w:val="16"/>
               </w:rPr>
-              <w:t>021006</w:t>
+              <w:t>0 21 006</w:t>
             </w:r>
           </w:p>
         </w:tc>
@@ -1223,7 +1223,7 @@
                 <w:b w:val="0"/>
                 <w:sz w:val="16"/>
               </w:rPr>
-              <w:t>021011</w:t>
+              <w:t>0 21 011</w:t>
             </w:r>
           </w:p>
         </w:tc>
@@ -1387,7 +1387,7 @@
                 <w:b w:val="0"/>
                 <w:sz w:val="16"/>
               </w:rPr>
-              <w:t>021012</w:t>
+              <w:t>0 21 012</w:t>
             </w:r>
           </w:p>
         </w:tc>
@@ -1551,7 +1551,7 @@
                 <w:b w:val="0"/>
                 <w:sz w:val="16"/>
               </w:rPr>
-              <w:t>021013</w:t>
+              <w:t>0 21 013</w:t>
             </w:r>
           </w:p>
         </w:tc>
@@ -1715,7 +1715,7 @@
                 <w:b w:val="0"/>
                 <w:sz w:val="16"/>
               </w:rPr>
-              <w:t>021014</w:t>
+              <w:t>0 21 014</w:t>
             </w:r>
           </w:p>
         </w:tc>
@@ -1879,7 +1879,7 @@
                 <w:b w:val="0"/>
                 <w:sz w:val="16"/>
               </w:rPr>
-              <w:t>021017</w:t>
+              <w:t>0 21 017</w:t>
             </w:r>
           </w:p>
         </w:tc>
@@ -2043,7 +2043,7 @@
                 <w:b w:val="0"/>
                 <w:sz w:val="16"/>
               </w:rPr>
-              <w:t>021018</w:t>
+              <w:t>0 21 018</w:t>
             </w:r>
           </w:p>
         </w:tc>
@@ -2207,7 +2207,7 @@
                 <w:b w:val="0"/>
                 <w:sz w:val="16"/>
               </w:rPr>
-              <w:t>021019</w:t>
+              <w:t>0 21 019</w:t>
             </w:r>
           </w:p>
         </w:tc>
@@ -2371,7 +2371,7 @@
                 <w:b w:val="0"/>
                 <w:sz w:val="16"/>
               </w:rPr>
-              <w:t>021021</w:t>
+              <w:t>0 21 021</w:t>
             </w:r>
           </w:p>
         </w:tc>
@@ -2535,7 +2535,7 @@
                 <w:b w:val="0"/>
                 <w:sz w:val="16"/>
               </w:rPr>
-              <w:t>021022</w:t>
+              <w:t>0 21 022</w:t>
             </w:r>
           </w:p>
         </w:tc>
@@ -2699,7 +2699,7 @@
                 <w:b w:val="0"/>
                 <w:sz w:val="16"/>
               </w:rPr>
-              <w:t>021023</w:t>
+              <w:t>0 21 023</w:t>
             </w:r>
           </w:p>
         </w:tc>
@@ -2863,7 +2863,7 @@
                 <w:b w:val="0"/>
                 <w:sz w:val="16"/>
               </w:rPr>
-              <w:t>021024</w:t>
+              <w:t>0 21 024</w:t>
             </w:r>
           </w:p>
         </w:tc>
@@ -3027,7 +3027,7 @@
                 <w:b w:val="0"/>
                 <w:sz w:val="16"/>
               </w:rPr>
-              <w:t>021025</w:t>
+              <w:t>0 21 025</w:t>
             </w:r>
           </w:p>
         </w:tc>
@@ -3191,7 +3191,7 @@
                 <w:b w:val="0"/>
                 <w:sz w:val="16"/>
               </w:rPr>
-              <w:t>021028</w:t>
+              <w:t>0 21 028</w:t>
             </w:r>
           </w:p>
         </w:tc>
@@ -3355,7 +3355,7 @@
                 <w:b w:val="0"/>
                 <w:sz w:val="16"/>
               </w:rPr>
-              <w:t>021029</w:t>
+              <w:t>0 21 029</w:t>
             </w:r>
           </w:p>
         </w:tc>
@@ -3519,7 +3519,7 @@
                 <w:b w:val="0"/>
                 <w:sz w:val="16"/>
               </w:rPr>
-              <w:t>021030</w:t>
+              <w:t>0 21 030</w:t>
             </w:r>
           </w:p>
         </w:tc>
@@ -3683,7 +3683,7 @@
                 <w:b w:val="0"/>
                 <w:sz w:val="16"/>
               </w:rPr>
-              <w:t>021031</w:t>
+              <w:t>0 21 031</w:t>
             </w:r>
           </w:p>
         </w:tc>
@@ -3847,7 +3847,7 @@
                 <w:b w:val="0"/>
                 <w:sz w:val="16"/>
               </w:rPr>
-              <w:t>021036</w:t>
+              <w:t>0 21 036</w:t>
             </w:r>
           </w:p>
         </w:tc>
@@ -4011,7 +4011,7 @@
                 <w:b w:val="0"/>
                 <w:sz w:val="16"/>
               </w:rPr>
-              <w:t>021041</w:t>
+              <w:t>0 21 041</w:t>
             </w:r>
           </w:p>
         </w:tc>
@@ -4175,7 +4175,7 @@
                 <w:b w:val="0"/>
                 <w:sz w:val="16"/>
               </w:rPr>
-              <w:t>021051</w:t>
+              <w:t>0 21 051</w:t>
             </w:r>
           </w:p>
         </w:tc>
@@ -4339,7 +4339,7 @@
                 <w:b w:val="0"/>
                 <w:sz w:val="16"/>
               </w:rPr>
-              <w:t>021062</w:t>
+              <w:t>0 21 062</w:t>
             </w:r>
           </w:p>
         </w:tc>
@@ -4503,7 +4503,7 @@
                 <w:b w:val="0"/>
                 <w:sz w:val="16"/>
               </w:rPr>
-              <w:t>021063</w:t>
+              <w:t>0 21 063</w:t>
             </w:r>
           </w:p>
         </w:tc>
@@ -4667,7 +4667,7 @@
                 <w:b w:val="0"/>
                 <w:sz w:val="16"/>
               </w:rPr>
-              <w:t>021064</w:t>
+              <w:t>0 21 064</w:t>
             </w:r>
           </w:p>
         </w:tc>
@@ -4831,7 +4831,7 @@
                 <w:b w:val="0"/>
                 <w:sz w:val="16"/>
               </w:rPr>
-              <w:t>021065</w:t>
+              <w:t>0 21 065</w:t>
             </w:r>
           </w:p>
         </w:tc>
@@ -4995,7 +4995,7 @@
                 <w:b w:val="0"/>
                 <w:sz w:val="16"/>
               </w:rPr>
-              <w:t>021066</w:t>
+              <w:t>0 21 066</w:t>
             </w:r>
           </w:p>
         </w:tc>
@@ -5159,7 +5159,7 @@
                 <w:b w:val="0"/>
                 <w:sz w:val="16"/>
               </w:rPr>
-              <w:t>021067</w:t>
+              <w:t>0 21 067</w:t>
             </w:r>
           </w:p>
         </w:tc>
@@ -5323,7 +5323,7 @@
                 <w:b w:val="0"/>
                 <w:sz w:val="16"/>
               </w:rPr>
-              <w:t>021068</w:t>
+              <w:t>0 21 068</w:t>
             </w:r>
           </w:p>
         </w:tc>
@@ -5487,7 +5487,7 @@
                 <w:b w:val="0"/>
                 <w:sz w:val="16"/>
               </w:rPr>
-              <w:t>021069</w:t>
+              <w:t>0 21 069</w:t>
             </w:r>
           </w:p>
         </w:tc>
@@ -5651,7 +5651,7 @@
                 <w:b w:val="0"/>
                 <w:sz w:val="16"/>
               </w:rPr>
-              <w:t>021070</w:t>
+              <w:t>0 21 070</w:t>
             </w:r>
           </w:p>
         </w:tc>
@@ -5815,7 +5815,7 @@
                 <w:b w:val="0"/>
                 <w:sz w:val="16"/>
               </w:rPr>
-              <w:t>021071</w:t>
+              <w:t>0 21 071</w:t>
             </w:r>
           </w:p>
         </w:tc>
@@ -5979,7 +5979,7 @@
                 <w:b w:val="0"/>
                 <w:sz w:val="16"/>
               </w:rPr>
-              <w:t>021072</w:t>
+              <w:t>0 21 072</w:t>
             </w:r>
           </w:p>
         </w:tc>
@@ -6143,7 +6143,7 @@
                 <w:b w:val="0"/>
                 <w:sz w:val="16"/>
               </w:rPr>
-              <w:t>021073</w:t>
+              <w:t>0 21 073</w:t>
             </w:r>
           </w:p>
         </w:tc>
@@ -6307,7 +6307,7 @@
                 <w:b w:val="0"/>
                 <w:sz w:val="16"/>
               </w:rPr>
-              <w:t>021075</w:t>
+              <w:t>0 21 075</w:t>
             </w:r>
           </w:p>
         </w:tc>
@@ -6471,7 +6471,7 @@
                 <w:b w:val="0"/>
                 <w:sz w:val="16"/>
               </w:rPr>
-              <w:t>021076</w:t>
+              <w:t>0 21 076</w:t>
             </w:r>
           </w:p>
         </w:tc>
@@ -6635,7 +6635,7 @@
                 <w:b w:val="0"/>
                 <w:sz w:val="16"/>
               </w:rPr>
-              <w:t>021077</w:t>
+              <w:t>0 21 077</w:t>
             </w:r>
           </w:p>
         </w:tc>
@@ -6799,7 +6799,7 @@
                 <w:b w:val="0"/>
                 <w:sz w:val="16"/>
               </w:rPr>
-              <w:t>021078</w:t>
+              <w:t>0 21 078</w:t>
             </w:r>
           </w:p>
         </w:tc>
@@ -6963,7 +6963,7 @@
                 <w:b w:val="0"/>
                 <w:sz w:val="16"/>
               </w:rPr>
-              <w:t>021079</w:t>
+              <w:t>0 21 079</w:t>
             </w:r>
           </w:p>
         </w:tc>
@@ -7127,7 +7127,7 @@
                 <w:b w:val="0"/>
                 <w:sz w:val="16"/>
               </w:rPr>
-              <w:t>021080</w:t>
+              <w:t>0 21 080</w:t>
             </w:r>
           </w:p>
         </w:tc>
@@ -7291,7 +7291,7 @@
                 <w:b w:val="0"/>
                 <w:sz w:val="16"/>
               </w:rPr>
-              <w:t>021081</w:t>
+              <w:t>0 21 081</w:t>
             </w:r>
           </w:p>
         </w:tc>
@@ -7455,7 +7455,7 @@
                 <w:b w:val="0"/>
                 <w:sz w:val="16"/>
               </w:rPr>
-              <w:t>021082</w:t>
+              <w:t>0 21 082</w:t>
             </w:r>
           </w:p>
         </w:tc>
@@ -7619,7 +7619,7 @@
                 <w:b w:val="0"/>
                 <w:sz w:val="16"/>
               </w:rPr>
-              <w:t>021083</w:t>
+              <w:t>0 21 083</w:t>
             </w:r>
           </w:p>
         </w:tc>
@@ -7783,7 +7783,7 @@
                 <w:b w:val="0"/>
                 <w:sz w:val="16"/>
               </w:rPr>
-              <w:t>021084</w:t>
+              <w:t>0 21 084</w:t>
             </w:r>
           </w:p>
         </w:tc>
@@ -7947,7 +7947,7 @@
                 <w:b w:val="0"/>
                 <w:sz w:val="16"/>
               </w:rPr>
-              <w:t>021085</w:t>
+              <w:t>0 21 085</w:t>
             </w:r>
           </w:p>
         </w:tc>
@@ -8111,7 +8111,7 @@
                 <w:b w:val="0"/>
                 <w:sz w:val="16"/>
               </w:rPr>
-              <w:t>021086</w:t>
+              <w:t>0 21 086</w:t>
             </w:r>
           </w:p>
         </w:tc>
@@ -8275,7 +8275,7 @@
                 <w:b w:val="0"/>
                 <w:sz w:val="16"/>
               </w:rPr>
-              <w:t>021087</w:t>
+              <w:t>0 21 087</w:t>
             </w:r>
           </w:p>
         </w:tc>
@@ -8439,7 +8439,7 @@
                 <w:b w:val="0"/>
                 <w:sz w:val="16"/>
               </w:rPr>
-              <w:t>021088</w:t>
+              <w:t>0 21 088</w:t>
             </w:r>
           </w:p>
         </w:tc>
@@ -8603,7 +8603,7 @@
                 <w:b w:val="0"/>
                 <w:sz w:val="16"/>
               </w:rPr>
-              <w:t>021091</w:t>
+              <w:t>0 21 091</w:t>
             </w:r>
           </w:p>
         </w:tc>
@@ -8767,7 +8767,7 @@
                 <w:b w:val="0"/>
                 <w:sz w:val="16"/>
               </w:rPr>
-              <w:t>021092</w:t>
+              <w:t>0 21 092</w:t>
             </w:r>
           </w:p>
         </w:tc>
@@ -8931,7 +8931,7 @@
                 <w:b w:val="0"/>
                 <w:sz w:val="16"/>
               </w:rPr>
-              <w:t>021093</w:t>
+              <w:t>0 21 093</w:t>
             </w:r>
           </w:p>
         </w:tc>
@@ -9095,7 +9095,7 @@
                 <w:b w:val="0"/>
                 <w:sz w:val="16"/>
               </w:rPr>
-              <w:t>021094</w:t>
+              <w:t>0 21 094</w:t>
             </w:r>
           </w:p>
         </w:tc>
@@ -9259,7 +9259,7 @@
                 <w:b w:val="0"/>
                 <w:sz w:val="16"/>
               </w:rPr>
-              <w:t>021101</w:t>
+              <w:t>0 21 101</w:t>
             </w:r>
           </w:p>
         </w:tc>
@@ -9423,7 +9423,7 @@
                 <w:b w:val="0"/>
                 <w:sz w:val="16"/>
               </w:rPr>
-              <w:t>021102</w:t>
+              <w:t>0 21 102</w:t>
             </w:r>
           </w:p>
         </w:tc>
@@ -9587,7 +9587,7 @@
                 <w:b w:val="0"/>
                 <w:sz w:val="16"/>
               </w:rPr>
-              <w:t>021103</w:t>
+              <w:t>0 21 103</w:t>
             </w:r>
           </w:p>
         </w:tc>
@@ -9751,7 +9751,7 @@
                 <w:b w:val="0"/>
                 <w:sz w:val="16"/>
               </w:rPr>
-              <w:t>021104</w:t>
+              <w:t>0 21 104</w:t>
             </w:r>
           </w:p>
         </w:tc>
@@ -9915,7 +9915,7 @@
                 <w:b w:val="0"/>
                 <w:sz w:val="16"/>
               </w:rPr>
-              <w:t>021105</w:t>
+              <w:t>0 21 105</w:t>
             </w:r>
           </w:p>
         </w:tc>
@@ -10079,7 +10079,7 @@
                 <w:b w:val="0"/>
                 <w:sz w:val="16"/>
               </w:rPr>
-              <w:t>021106</w:t>
+              <w:t>0 21 106</w:t>
             </w:r>
           </w:p>
         </w:tc>
@@ -10243,7 +10243,7 @@
                 <w:b w:val="0"/>
                 <w:sz w:val="16"/>
               </w:rPr>
-              <w:t>021107</w:t>
+              <w:t>0 21 107</w:t>
             </w:r>
           </w:p>
         </w:tc>
@@ -10407,7 +10407,7 @@
                 <w:b w:val="0"/>
                 <w:sz w:val="16"/>
               </w:rPr>
-              <w:t>021109</w:t>
+              <w:t>0 21 109</w:t>
             </w:r>
           </w:p>
         </w:tc>
@@ -10571,7 +10571,7 @@
                 <w:b w:val="0"/>
                 <w:sz w:val="16"/>
               </w:rPr>
-              <w:t>021110</w:t>
+              <w:t>0 21 110</w:t>
             </w:r>
           </w:p>
         </w:tc>
@@ -10735,7 +10735,7 @@
                 <w:b w:val="0"/>
                 <w:sz w:val="16"/>
               </w:rPr>
-              <w:t>021111</w:t>
+              <w:t>0 21 111</w:t>
             </w:r>
           </w:p>
         </w:tc>
@@ -10899,7 +10899,7 @@
                 <w:b w:val="0"/>
                 <w:sz w:val="16"/>
               </w:rPr>
-              <w:t>021112</w:t>
+              <w:t>0 21 112</w:t>
             </w:r>
           </w:p>
         </w:tc>
@@ -11063,7 +11063,7 @@
                 <w:b w:val="0"/>
                 <w:sz w:val="16"/>
               </w:rPr>
-              <w:t>021113</w:t>
+              <w:t>0 21 113</w:t>
             </w:r>
           </w:p>
         </w:tc>
@@ -11227,7 +11227,7 @@
                 <w:b w:val="0"/>
                 <w:sz w:val="16"/>
               </w:rPr>
-              <w:t>021114</w:t>
+              <w:t>0 21 114</w:t>
             </w:r>
           </w:p>
         </w:tc>
@@ -11391,7 +11391,7 @@
                 <w:b w:val="0"/>
                 <w:sz w:val="16"/>
               </w:rPr>
-              <w:t>021115</w:t>
+              <w:t>0 21 115</w:t>
             </w:r>
           </w:p>
         </w:tc>
@@ -11555,7 +11555,7 @@
                 <w:b w:val="0"/>
                 <w:sz w:val="16"/>
               </w:rPr>
-              <w:t>021116</w:t>
+              <w:t>0 21 116</w:t>
             </w:r>
           </w:p>
         </w:tc>
@@ -11719,7 +11719,7 @@
                 <w:b w:val="0"/>
                 <w:sz w:val="16"/>
               </w:rPr>
-              <w:t>021117</w:t>
+              <w:t>0 21 117</w:t>
             </w:r>
           </w:p>
         </w:tc>
@@ -11883,7 +11883,7 @@
                 <w:b w:val="0"/>
                 <w:sz w:val="16"/>
               </w:rPr>
-              <w:t>021118</w:t>
+              <w:t>0 21 118</w:t>
             </w:r>
           </w:p>
         </w:tc>
@@ -12047,7 +12047,7 @@
                 <w:b w:val="0"/>
                 <w:sz w:val="16"/>
               </w:rPr>
-              <w:t>021119</w:t>
+              <w:t>0 21 119</w:t>
             </w:r>
           </w:p>
         </w:tc>
@@ -12211,7 +12211,7 @@
                 <w:b w:val="0"/>
                 <w:sz w:val="16"/>
               </w:rPr>
-              <w:t>021120</w:t>
+              <w:t>0 21 120</w:t>
             </w:r>
           </w:p>
         </w:tc>
@@ -12375,7 +12375,7 @@
                 <w:b w:val="0"/>
                 <w:sz w:val="16"/>
               </w:rPr>
-              <w:t>021121</w:t>
+              <w:t>0 21 121</w:t>
             </w:r>
           </w:p>
         </w:tc>
@@ -12539,7 +12539,7 @@
                 <w:b w:val="0"/>
                 <w:sz w:val="16"/>
               </w:rPr>
-              <w:t>021122</w:t>
+              <w:t>0 21 122</w:t>
             </w:r>
           </w:p>
         </w:tc>
@@ -12703,7 +12703,7 @@
                 <w:b w:val="0"/>
                 <w:sz w:val="16"/>
               </w:rPr>
-              <w:t>021123</w:t>
+              <w:t>0 21 123</w:t>
             </w:r>
           </w:p>
         </w:tc>
@@ -12867,7 +12867,7 @@
                 <w:b w:val="0"/>
                 <w:sz w:val="16"/>
               </w:rPr>
-              <w:t>021128</w:t>
+              <w:t>0 21 128</w:t>
             </w:r>
           </w:p>
         </w:tc>
@@ -13031,7 +13031,7 @@
                 <w:b w:val="0"/>
                 <w:sz w:val="16"/>
               </w:rPr>
-              <w:t>021130</w:t>
+              <w:t>0 21 130</w:t>
             </w:r>
           </w:p>
         </w:tc>
@@ -13195,7 +13195,7 @@
                 <w:b w:val="0"/>
                 <w:sz w:val="16"/>
               </w:rPr>
-              <w:t>021131</w:t>
+              <w:t>0 21 131</w:t>
             </w:r>
           </w:p>
         </w:tc>
@@ -13359,7 +13359,7 @@
                 <w:b w:val="0"/>
                 <w:sz w:val="16"/>
               </w:rPr>
-              <w:t>021132</w:t>
+              <w:t>0 21 132</w:t>
             </w:r>
           </w:p>
         </w:tc>
@@ -13523,7 +13523,7 @@
                 <w:b w:val="0"/>
                 <w:sz w:val="16"/>
               </w:rPr>
-              <w:t>021133</w:t>
+              <w:t>0 21 133</w:t>
             </w:r>
           </w:p>
         </w:tc>
@@ -13687,7 +13687,7 @@
                 <w:b w:val="0"/>
                 <w:sz w:val="16"/>
               </w:rPr>
-              <w:t>021134</w:t>
+              <w:t>0 21 134</w:t>
             </w:r>
           </w:p>
         </w:tc>
@@ -13851,7 +13851,7 @@
                 <w:b w:val="0"/>
                 <w:sz w:val="16"/>
               </w:rPr>
-              <w:t>021135</w:t>
+              <w:t>0 21 135</w:t>
             </w:r>
           </w:p>
         </w:tc>
@@ -14015,7 +14015,7 @@
                 <w:b w:val="0"/>
                 <w:sz w:val="16"/>
               </w:rPr>
-              <w:t>021136</w:t>
+              <w:t>0 21 136</w:t>
             </w:r>
           </w:p>
         </w:tc>
@@ -14179,7 +14179,7 @@
                 <w:b w:val="0"/>
                 <w:sz w:val="16"/>
               </w:rPr>
-              <w:t>021137</w:t>
+              <w:t>0 21 137</w:t>
             </w:r>
           </w:p>
         </w:tc>
@@ -14343,7 +14343,7 @@
                 <w:b w:val="0"/>
                 <w:sz w:val="16"/>
               </w:rPr>
-              <w:t>021138</w:t>
+              <w:t>0 21 138</w:t>
             </w:r>
           </w:p>
         </w:tc>
@@ -14507,7 +14507,7 @@
                 <w:b w:val="0"/>
                 <w:sz w:val="16"/>
               </w:rPr>
-              <w:t>021139</w:t>
+              <w:t>0 21 139</w:t>
             </w:r>
           </w:p>
         </w:tc>
@@ -14671,7 +14671,7 @@
                 <w:b w:val="0"/>
                 <w:sz w:val="16"/>
               </w:rPr>
-              <w:t>021140</w:t>
+              <w:t>0 21 140</w:t>
             </w:r>
           </w:p>
         </w:tc>
@@ -14835,7 +14835,7 @@
                 <w:b w:val="0"/>
                 <w:sz w:val="16"/>
               </w:rPr>
-              <w:t>021141</w:t>
+              <w:t>0 21 141</w:t>
             </w:r>
           </w:p>
         </w:tc>
@@ -14999,7 +14999,7 @@
                 <w:b w:val="0"/>
                 <w:sz w:val="16"/>
               </w:rPr>
-              <w:t>021142</w:t>
+              <w:t>0 21 142</w:t>
             </w:r>
           </w:p>
         </w:tc>
@@ -15163,7 +15163,7 @@
                 <w:b w:val="0"/>
                 <w:sz w:val="16"/>
               </w:rPr>
-              <w:t>021143</w:t>
+              <w:t>0 21 143</w:t>
             </w:r>
           </w:p>
         </w:tc>
@@ -15327,7 +15327,7 @@
                 <w:b w:val="0"/>
                 <w:sz w:val="16"/>
               </w:rPr>
-              <w:t>021144</w:t>
+              <w:t>0 21 144</w:t>
             </w:r>
           </w:p>
         </w:tc>
@@ -15491,7 +15491,7 @@
                 <w:b w:val="0"/>
                 <w:sz w:val="16"/>
               </w:rPr>
-              <w:t>021145</w:t>
+              <w:t>0 21 145</w:t>
             </w:r>
           </w:p>
         </w:tc>
@@ -15655,7 +15655,7 @@
                 <w:b w:val="0"/>
                 <w:sz w:val="16"/>
               </w:rPr>
-              <w:t>021146</w:t>
+              <w:t>0 21 146</w:t>
             </w:r>
           </w:p>
         </w:tc>
@@ -15819,7 +15819,7 @@
                 <w:b w:val="0"/>
                 <w:sz w:val="16"/>
               </w:rPr>
-              <w:t>021147</w:t>
+              <w:t>0 21 147</w:t>
             </w:r>
           </w:p>
         </w:tc>
@@ -15983,7 +15983,7 @@
                 <w:b w:val="0"/>
                 <w:sz w:val="16"/>
               </w:rPr>
-              <w:t>021148</w:t>
+              <w:t>0 21 148</w:t>
             </w:r>
           </w:p>
         </w:tc>
@@ -16147,7 +16147,7 @@
                 <w:b w:val="0"/>
                 <w:sz w:val="16"/>
               </w:rPr>
-              <w:t>021150</w:t>
+              <w:t>0 21 150</w:t>
             </w:r>
           </w:p>
         </w:tc>
@@ -16311,7 +16311,7 @@
                 <w:b w:val="0"/>
                 <w:sz w:val="16"/>
               </w:rPr>
-              <w:t>021151</w:t>
+              <w:t>0 21 151</w:t>
             </w:r>
           </w:p>
         </w:tc>
@@ -16475,7 +16475,7 @@
                 <w:b w:val="0"/>
                 <w:sz w:val="16"/>
               </w:rPr>
-              <w:t>021152</w:t>
+              <w:t>0 21 152</w:t>
             </w:r>
           </w:p>
         </w:tc>
@@ -16639,7 +16639,7 @@
                 <w:b w:val="0"/>
                 <w:sz w:val="16"/>
               </w:rPr>
-              <w:t>021153</w:t>
+              <w:t>0 21 153</w:t>
             </w:r>
           </w:p>
         </w:tc>
@@ -16803,7 +16803,7 @@
                 <w:b w:val="0"/>
                 <w:sz w:val="16"/>
               </w:rPr>
-              <w:t>021154</w:t>
+              <w:t>0 21 154</w:t>
             </w:r>
           </w:p>
         </w:tc>
@@ -16967,7 +16967,7 @@
                 <w:b w:val="0"/>
                 <w:sz w:val="16"/>
               </w:rPr>
-              <w:t>021155</w:t>
+              <w:t>0 21 155</w:t>
             </w:r>
           </w:p>
         </w:tc>
@@ -17131,7 +17131,7 @@
                 <w:b w:val="0"/>
                 <w:sz w:val="16"/>
               </w:rPr>
-              <w:t>021156</w:t>
+              <w:t>0 21 156</w:t>
             </w:r>
           </w:p>
         </w:tc>
@@ -17295,7 +17295,7 @@
                 <w:b w:val="0"/>
                 <w:sz w:val="16"/>
               </w:rPr>
-              <w:t>021157</w:t>
+              <w:t>0 21 157</w:t>
             </w:r>
           </w:p>
         </w:tc>
@@ -17459,7 +17459,7 @@
                 <w:b w:val="0"/>
                 <w:sz w:val="16"/>
               </w:rPr>
-              <w:t>021158</w:t>
+              <w:t>0 21 158</w:t>
             </w:r>
           </w:p>
         </w:tc>
@@ -17623,7 +17623,7 @@
                 <w:b w:val="0"/>
                 <w:sz w:val="16"/>
               </w:rPr>
-              <w:t>021159</w:t>
+              <w:t>0 21 159</w:t>
             </w:r>
           </w:p>
         </w:tc>
@@ -17787,7 +17787,7 @@
                 <w:b w:val="0"/>
                 <w:sz w:val="16"/>
               </w:rPr>
-              <w:t>021160</w:t>
+              <w:t>0 21 160</w:t>
             </w:r>
           </w:p>
         </w:tc>
@@ -17951,7 +17951,7 @@
                 <w:b w:val="0"/>
                 <w:sz w:val="16"/>
               </w:rPr>
-              <w:t>021161</w:t>
+              <w:t>0 21 161</w:t>
             </w:r>
           </w:p>
         </w:tc>
@@ -18115,7 +18115,7 @@
                 <w:b w:val="0"/>
                 <w:sz w:val="16"/>
               </w:rPr>
-              <w:t>021162</w:t>
+              <w:t>0 21 162</w:t>
             </w:r>
           </w:p>
         </w:tc>
@@ -18279,7 +18279,7 @@
                 <w:b w:val="0"/>
                 <w:sz w:val="16"/>
               </w:rPr>
-              <w:t>021163</w:t>
+              <w:t>0 21 163</w:t>
             </w:r>
           </w:p>
         </w:tc>
@@ -18443,7 +18443,7 @@
                 <w:b w:val="0"/>
                 <w:sz w:val="16"/>
               </w:rPr>
-              <w:t>021164</w:t>
+              <w:t>0 21 164</w:t>
             </w:r>
           </w:p>
         </w:tc>
@@ -18607,7 +18607,7 @@
                 <w:b w:val="0"/>
                 <w:sz w:val="16"/>
               </w:rPr>
-              <w:t>021165</w:t>
+              <w:t>0 21 165</w:t>
             </w:r>
           </w:p>
         </w:tc>
@@ -18771,7 +18771,7 @@
                 <w:b w:val="0"/>
                 <w:sz w:val="16"/>
               </w:rPr>
-              <w:t>021166</w:t>
+              <w:t>0 21 166</w:t>
             </w:r>
           </w:p>
         </w:tc>
@@ -18935,7 +18935,7 @@
                 <w:b w:val="0"/>
                 <w:sz w:val="16"/>
               </w:rPr>
-              <w:t>021169</w:t>
+              <w:t>0 21 169</w:t>
             </w:r>
           </w:p>
         </w:tc>
@@ -19099,7 +19099,7 @@
                 <w:b w:val="0"/>
                 <w:sz w:val="16"/>
               </w:rPr>
-              <w:t>021170</w:t>
+              <w:t>0 21 170</w:t>
             </w:r>
           </w:p>
         </w:tc>
@@ -19263,7 +19263,7 @@
                 <w:b w:val="0"/>
                 <w:sz w:val="16"/>
               </w:rPr>
-              <w:t>021171</w:t>
+              <w:t>0 21 171</w:t>
             </w:r>
           </w:p>
         </w:tc>
@@ -19427,7 +19427,7 @@
                 <w:b w:val="0"/>
                 <w:sz w:val="16"/>
               </w:rPr>
-              <w:t>021172</w:t>
+              <w:t>0 21 172</w:t>
             </w:r>
           </w:p>
         </w:tc>
@@ -19591,7 +19591,7 @@
                 <w:b w:val="0"/>
                 <w:sz w:val="16"/>
               </w:rPr>
-              <w:t>021173</w:t>
+              <w:t>0 21 173</w:t>
             </w:r>
           </w:p>
         </w:tc>
@@ -19755,7 +19755,7 @@
                 <w:b w:val="0"/>
                 <w:sz w:val="16"/>
               </w:rPr>
-              <w:t>021174</w:t>
+              <w:t>0 21 174</w:t>
             </w:r>
           </w:p>
         </w:tc>
@@ -19919,7 +19919,7 @@
                 <w:b w:val="0"/>
                 <w:sz w:val="16"/>
               </w:rPr>
-              <w:t>021175</w:t>
+              <w:t>0 21 175</w:t>
             </w:r>
           </w:p>
         </w:tc>
@@ -20083,7 +20083,7 @@
                 <w:b w:val="0"/>
                 <w:sz w:val="16"/>
               </w:rPr>
-              <w:t>021176</w:t>
+              <w:t>0 21 176</w:t>
             </w:r>
           </w:p>
         </w:tc>
@@ -20247,7 +20247,7 @@
                 <w:b w:val="0"/>
                 <w:sz w:val="16"/>
               </w:rPr>
-              <w:t>021177</w:t>
+              <w:t>0 21 177</w:t>
             </w:r>
           </w:p>
         </w:tc>
@@ -20411,7 +20411,7 @@
                 <w:b w:val="0"/>
                 <w:sz w:val="16"/>
               </w:rPr>
-              <w:t>021178</w:t>
+              <w:t>0 21 178</w:t>
             </w:r>
           </w:p>
         </w:tc>
@@ -20575,7 +20575,7 @@
                 <w:b w:val="0"/>
                 <w:sz w:val="16"/>
               </w:rPr>
-              <w:t>021179</w:t>
+              <w:t>0 21 179</w:t>
             </w:r>
           </w:p>
         </w:tc>
@@ -20739,7 +20739,7 @@
                 <w:b w:val="0"/>
                 <w:sz w:val="16"/>
               </w:rPr>
-              <w:t>021180</w:t>
+              <w:t>0 21 180</w:t>
             </w:r>
           </w:p>
         </w:tc>
@@ -20903,7 +20903,7 @@
                 <w:b w:val="0"/>
                 <w:sz w:val="16"/>
               </w:rPr>
-              <w:t>021181</w:t>
+              <w:t>0 21 181</w:t>
             </w:r>
           </w:p>
         </w:tc>
@@ -21067,7 +21067,7 @@
                 <w:b w:val="0"/>
                 <w:sz w:val="16"/>
               </w:rPr>
-              <w:t>021182</w:t>
+              <w:t>0 21 182</w:t>
             </w:r>
           </w:p>
         </w:tc>
@@ -21231,7 +21231,7 @@
                 <w:b w:val="0"/>
                 <w:sz w:val="16"/>
               </w:rPr>
-              <w:t>021183</w:t>
+              <w:t>0 21 183</w:t>
             </w:r>
           </w:p>
         </w:tc>
@@ -21395,7 +21395,7 @@
                 <w:b w:val="0"/>
                 <w:sz w:val="16"/>
               </w:rPr>
-              <w:t>021184</w:t>
+              <w:t>0 21 184</w:t>
             </w:r>
           </w:p>
         </w:tc>
@@ -21559,7 +21559,7 @@
                 <w:b w:val="0"/>
                 <w:sz w:val="16"/>
               </w:rPr>
-              <w:t>021185</w:t>
+              <w:t>0 21 185</w:t>
             </w:r>
           </w:p>
         </w:tc>
@@ -21723,7 +21723,7 @@
                 <w:b w:val="0"/>
                 <w:sz w:val="16"/>
               </w:rPr>
-              <w:t>021186</w:t>
+              <w:t>0 21 186</w:t>
             </w:r>
           </w:p>
         </w:tc>
@@ -21887,7 +21887,7 @@
                 <w:b w:val="0"/>
                 <w:sz w:val="16"/>
               </w:rPr>
-              <w:t>021187</w:t>
+              <w:t>0 21 187</w:t>
             </w:r>
           </w:p>
         </w:tc>
@@ -22051,7 +22051,7 @@
                 <w:b w:val="0"/>
                 <w:sz w:val="16"/>
               </w:rPr>
-              <w:t>021188</w:t>
+              <w:t>0 21 188</w:t>
             </w:r>
           </w:p>
         </w:tc>

--- a/docx/ru/BUFRCREX_TableB_ru_21.docx
+++ b/docx/ru/BUFRCREX_TableB_ru_21.docx
@@ -25998,367 +25998,6 @@
         </w:tc>
       </w:tr>
     </w:tbl>
-    <w:p/>
-    <w:p>
-      <w:r>
-        <w:rPr>
-          <w:rFonts w:ascii="Verdana" w:hAnsi="Verdana"/>
-          <w:i/>
-          <w:sz w:val="14"/>
-        </w:rPr>
-        <w:t>Note 23: Значение осадков –0,1 кг·м-2 до масштабирования (–1 после масштабирования или в коде CREX) должно указывать на «следы» осадков (не поддающиеся измерению, менее 0,05 кг·м-2).</w:t>
-      </w:r>
-    </w:p>
-    <w:p>
-      <w:r>
-        <w:rPr>
-          <w:rFonts w:ascii="Verdana" w:hAnsi="Verdana"/>
-          <w:i/>
-          <w:sz w:val="14"/>
-        </w:rPr>
-        <w:t>Note 25: Ранее определенное значение может быть отменено путем передачи «отсутствующего значения» из соответствующей кодовой таблицы или таблицы флагов.</w:t>
-      </w:r>
-    </w:p>
-    <w:p>
-      <w:r>
-        <w:rPr>
-          <w:rFonts w:ascii="Verdana" w:hAnsi="Verdana"/>
-          <w:i/>
-          <w:sz w:val="14"/>
-        </w:rPr>
-        <w:t>Note 27: Все время дается во Всемирном скоординированном времени (ВСВ), если не предусмотрено иного.</w:t>
-      </w:r>
-    </w:p>
-    <w:p>
-      <w:r>
-        <w:rPr>
-          <w:rFonts w:ascii="Verdana" w:hAnsi="Verdana"/>
-          <w:i/>
-          <w:sz w:val="14"/>
-        </w:rPr>
-        <w:t>Note 32: Пеленг или азимут следует использовать только для установленного местоположения и не должен переопределять это местоположение.</w:t>
-      </w:r>
-    </w:p>
-    <w:p>
-      <w:r>
-        <w:rPr>
-          <w:rFonts w:ascii="Verdana" w:hAnsi="Verdana"/>
-          <w:i/>
-          <w:sz w:val="14"/>
-        </w:rPr>
-        <w:t>Note 62: Расстояние следует использовать только для установленного местоположения, а также пеленга, азимута или превышения; оно не должно переопределять это местоположение.</w:t>
-      </w:r>
-    </w:p>
-    <w:p>
-      <w:r>
-        <w:rPr>
-          <w:rFonts w:ascii="Verdana" w:hAnsi="Verdana"/>
-          <w:i/>
-          <w:sz w:val="14"/>
-        </w:rPr>
-        <w:t>Note 63: Приходящей радиации следует присваивать положительные значения.</w:t>
-      </w:r>
-    </w:p>
-    <w:p>
-      <w:r>
-        <w:rPr>
-          <w:rFonts w:ascii="Verdana" w:hAnsi="Verdana"/>
-          <w:i/>
-          <w:sz w:val="14"/>
-        </w:rPr>
-        <w:t>Note 64: Для компонент w, направленных вниз, следует выделять положительные значения с единицами измерения в Па·с-1.</w:t>
-      </w:r>
-    </w:p>
-    <w:p>
-      <w:r>
-        <w:rPr>
-          <w:rFonts w:ascii="Verdana" w:hAnsi="Verdana"/>
-          <w:i/>
-          <w:sz w:val="14"/>
-        </w:rPr>
-        <w:t>Note 66: Увеличение широты с востока на запад следует выражать отрицательным значением.</w:t>
-      </w:r>
-    </w:p>
-    <w:p>
-      <w:r>
-        <w:rPr>
-          <w:rFonts w:ascii="Verdana" w:hAnsi="Verdana"/>
-          <w:i/>
-          <w:sz w:val="14"/>
-        </w:rPr>
-        <w:t>Note 75: Для дескрипторов кода CREX F = B, а не 0.</w:t>
-      </w:r>
-    </w:p>
-    <w:p>
-      <w:r>
-        <w:rPr>
-          <w:rFonts w:ascii="Verdana" w:hAnsi="Verdana"/>
-          <w:i/>
-          <w:sz w:val="14"/>
-        </w:rPr>
-        <w:t>Note 92: Для однозначного различения случаев отсутствия данных и насыщенных пикселей, n-битовые данные об изображении следует кодировать, используя длину данных n+1. Когда такого дескриптора еще нет в классе 30, дескриптор оператора 2 01 YYY следует использовать для изменения длины данных существующей позиции, по мере необходимости.</w:t>
-      </w:r>
-    </w:p>
-    <w:p>
-      <w:r>
-        <w:rPr>
-          <w:rFonts w:ascii="Verdana" w:hAnsi="Verdana"/>
-          <w:i/>
-          <w:sz w:val="14"/>
-        </w:rPr>
-        <w:t>Note 105: Негативные временные периоды или отклонения следует использовать для указания временных периодов или отклонений, предшествующих определенному текущему времени.</w:t>
-      </w:r>
-    </w:p>
-    <w:p>
-      <w:r>
-        <w:rPr>
-          <w:rFonts w:ascii="Verdana" w:hAnsi="Verdana"/>
-          <w:i/>
-          <w:sz w:val="14"/>
-        </w:rPr>
-        <w:t>Note 110: Увеличение широты с севера на юг следует выражать отрицательными значениями.</w:t>
-      </w:r>
-    </w:p>
-    <w:p>
-      <w:r>
-        <w:rPr>
-          <w:rFonts w:ascii="Verdana" w:hAnsi="Verdana"/>
-          <w:i/>
-          <w:sz w:val="14"/>
-        </w:rPr>
-        <w:t>Note 115: Длина данных пикселя может быть изменена с помощью дескриптора 2 01 YYY.</w:t>
-      </w:r>
-    </w:p>
-    <w:p>
-      <w:r>
-        <w:rPr>
-          <w:rFonts w:ascii="Verdana" w:hAnsi="Verdana"/>
-          <w:i/>
-          <w:sz w:val="14"/>
-        </w:rPr>
-        <w:t>Note 121: Некоторые указания ожидаемой точности могут в неявной форме содержаться в ряде элементов данного класса.</w:t>
-      </w:r>
-    </w:p>
-    <w:p>
-      <w:r>
-        <w:rPr>
-          <w:rFonts w:ascii="Verdana" w:hAnsi="Verdana"/>
-          <w:i/>
-          <w:sz w:val="14"/>
-        </w:rPr>
-        <w:t>Note 122: Южную широту следует выражать отрицательными значениями.</w:t>
-      </w:r>
-    </w:p>
-    <w:p>
-      <w:r>
-        <w:rPr>
-          <w:rFonts w:ascii="Verdana" w:hAnsi="Verdana"/>
-          <w:i/>
-          <w:sz w:val="14"/>
-        </w:rPr>
-        <w:t>Note 123: Для компонент v, направленных с юга на север, следует выделять положительные значения.</w:t>
-      </w:r>
-    </w:p>
-    <w:p>
-      <w:r>
-        <w:rPr>
-          <w:rFonts w:ascii="Verdana" w:hAnsi="Verdana"/>
-          <w:i/>
-          <w:sz w:val="14"/>
-        </w:rPr>
-        <w:t>Note 126: Направление приземного ветра, измеренное на станции в пределах 1° от Северного полюса или в пределах 1° от Южного полюса, следует сообщать таким образом, чтобы азимутальный круг был выровнен с нулем прибора, соответствуя 0° по Гринвичскому меридиану.</w:t>
-      </w:r>
-    </w:p>
-    <w:p>
-      <w:r>
-        <w:rPr>
-          <w:rFonts w:ascii="Verdana" w:hAnsi="Verdana"/>
-          <w:i/>
-          <w:sz w:val="14"/>
-        </w:rPr>
-        <w:t>Note 140: Размер элемента изображения на горизонтали — 1 приводится в положении, где масштабный коэффициент карты равен единице.</w:t>
-      </w:r>
-    </w:p>
-    <w:p>
-      <w:r>
-        <w:rPr>
-          <w:rFonts w:ascii="Verdana" w:hAnsi="Verdana"/>
-          <w:i/>
-          <w:sz w:val="14"/>
-        </w:rPr>
-        <w:t>Note 141: Размер элемента изображения на горизонтали — 2 указывается в положении, где масштабный коэффициент карты равен единице.</w:t>
-      </w:r>
-    </w:p>
-    <w:p>
-      <w:r>
-        <w:rPr>
-          <w:rFonts w:ascii="Verdana" w:hAnsi="Verdana"/>
-          <w:i/>
-          <w:sz w:val="14"/>
-        </w:rPr>
-        <w:t>Note 145: Значение временных периодов или отклонений может быть указано с использованием значений времени в коде, соответствующем табличной ссылке 0 08 021.</w:t>
-      </w:r>
-    </w:p>
-    <w:p>
-      <w:r>
-        <w:rPr>
-          <w:rFonts w:ascii="Verdana" w:hAnsi="Verdana"/>
-          <w:i/>
-          <w:sz w:val="14"/>
-        </w:rPr>
-        <w:t>Note 149: При использовании с прогнозируемыми величинами временное местоположение должно указывать время исходного состояния или начала для прогностического периода; при использовании с множеством средних прогностических значений временное местоположение должно указывать исходное состояние или начало первого прогноза, по которому получены множественные средние.</w:t>
-      </w:r>
-    </w:p>
-    <w:p>
-      <w:r>
-        <w:rPr>
-          <w:rFonts w:ascii="Verdana" w:hAnsi="Verdana"/>
-          <w:i/>
-          <w:sz w:val="14"/>
-        </w:rPr>
-        <w:t>Note 155: В данный класс могут также войти элементы, относящиеся к процедурам наблюдений.</w:t>
-      </w:r>
-    </w:p>
-    <w:p>
-      <w:r>
-        <w:rPr>
-          <w:rFonts w:ascii="Verdana" w:hAnsi="Verdana"/>
-          <w:i/>
-          <w:sz w:val="14"/>
-        </w:rPr>
-        <w:t>Note 156: Данный класс должен содержать элементы описания приборов, используемых для получения сообщаемых метеорологических элементов.</w:t>
-      </w:r>
-    </w:p>
-    <w:p>
-      <w:r>
-        <w:rPr>
-          <w:rFonts w:ascii="Verdana" w:hAnsi="Verdana"/>
-          <w:i/>
-          <w:sz w:val="14"/>
-        </w:rPr>
-        <w:t>Note 158: Прежде чем использовать временные периоды или отклонения и временные инкременты, необходимо определить исходное временное местоположение, за которым, по мере необходимости, следует определение значимости времени.</w:t>
-      </w:r>
-    </w:p>
-    <w:p>
-      <w:r>
-        <w:rPr>
-          <w:rFonts w:ascii="Verdana" w:hAnsi="Verdana"/>
-          <w:i/>
-          <w:sz w:val="14"/>
-        </w:rPr>
-        <w:t>Note 160: Уходящей радиации следует присваивать отрицательные значения.</w:t>
-      </w:r>
-    </w:p>
-    <w:p>
-      <w:r>
-        <w:rPr>
-          <w:rFonts w:ascii="Verdana" w:hAnsi="Verdana"/>
-          <w:i/>
-          <w:sz w:val="14"/>
-        </w:rPr>
-        <w:t>Note 161: Для компонент w, направленных вверх, следует выделять положительные значения с единицами измерения в м·с-1.</w:t>
-      </w:r>
-    </w:p>
-    <w:p>
-      <w:r>
-        <w:rPr>
-          <w:rFonts w:ascii="Verdana" w:hAnsi="Verdana"/>
-          <w:i/>
-          <w:sz w:val="14"/>
-        </w:rPr>
-        <w:t>Note 162: Пригодные диапазоны, использованные выше: 1011–1019 Бк для выбросов; 10-2–107 Бк и 10-2–107 мЗв для концентраций и доз.</w:t>
-      </w:r>
-    </w:p>
-    <w:p>
-      <w:r>
-        <w:rPr>
-          <w:rFonts w:ascii="Verdana" w:hAnsi="Verdana"/>
-          <w:i/>
-          <w:sz w:val="14"/>
-        </w:rPr>
-        <w:t>Note 163: Величины широты и приращений широты ограничены диапазоном от –90 до +90 градусов.</w:t>
-      </w:r>
-    </w:p>
-    <w:p>
-      <w:r>
-        <w:rPr>
-          <w:rFonts w:ascii="Verdana" w:hAnsi="Verdana"/>
-          <w:i/>
-          <w:sz w:val="14"/>
-        </w:rPr>
-        <w:t>Note 164: Величины долготы ограничены диапазоном от –180 до +180 градусов.</w:t>
-      </w:r>
-    </w:p>
-    <w:p>
-      <w:r>
-        <w:rPr>
-          <w:rFonts w:ascii="Verdana" w:hAnsi="Verdana"/>
-          <w:i/>
-          <w:sz w:val="14"/>
-        </w:rPr>
-        <w:t>Note 165: Вертикальные элементы и давление следует использовать для определения значений этих элементов независимо от элемента или переменной, означающей вертикальную координату.</w:t>
-      </w:r>
-    </w:p>
-    <w:p>
-      <w:r>
-        <w:rPr>
-          <w:rFonts w:ascii="Verdana" w:hAnsi="Verdana"/>
-          <w:i/>
-          <w:sz w:val="14"/>
-        </w:rPr>
-        <w:t>Note 166: Западная долгота выражается отрицательными величинами.</w:t>
-      </w:r>
-    </w:p>
-    <w:p>
-      <w:r>
-        <w:rPr>
-          <w:rFonts w:ascii="Verdana" w:hAnsi="Verdana"/>
-          <w:i/>
-          <w:sz w:val="14"/>
-        </w:rPr>
-        <w:t>Note 167: Для компонент u, направленных с запада на восток, следует выделять положительные значения.</w:t>
-      </w:r>
-    </w:p>
-    <w:p>
-      <w:r>
-        <w:rPr>
-          <w:rFonts w:ascii="Verdana" w:hAnsi="Verdana"/>
-          <w:i/>
-          <w:sz w:val="14"/>
-        </w:rPr>
-        <w:t>Note 176: Там, где в колонку «НАЗВАНИЕ ЭЛЕМЕНТА» вводится выражение «на указанной высоте и за указанный период», соответствующее вертикальное местоположение должно быть определено с использованием дескрипторов из класса 07 совместно с соответствующим периодом с использованием дескрипторов из класса 04.</w:t>
-      </w:r>
-    </w:p>
-    <w:p>
-      <w:r>
-        <w:rPr>
-          <w:rFonts w:ascii="Verdana" w:hAnsi="Verdana"/>
-          <w:i/>
-          <w:sz w:val="14"/>
-        </w:rPr>
-        <w:t>Note 178: Там, где величины суммируются или усредняются (например, за временной период), общее число значений, из которых получается сумма или среднее значение, может быть представлено с использованием ссылки 0 08 022.</w:t>
-      </w:r>
-    </w:p>
-    <w:p>
-      <w:r>
-        <w:rPr>
-          <w:rFonts w:ascii="Verdana" w:hAnsi="Verdana"/>
-          <w:i/>
-          <w:sz w:val="14"/>
-        </w:rPr>
-        <w:t>Note 179: Стандарты ветровых данных: Скорость Направление; Наблюдение отсутствует Отсутствует Отсутствует; Штиль 0 0; Обычное наблюдение &gt;0 1°–360°; Только скорость &gt;0 Отсутствует; Только направление Отсутствует 1°–360°; «Слабый и переменный» &gt;0 0</w:t>
-      </w:r>
-    </w:p>
-    <w:p>
-      <w:r>
-        <w:rPr>
-          <w:rFonts w:ascii="Verdana" w:hAnsi="Verdana"/>
-          <w:i/>
-          <w:sz w:val="14"/>
-        </w:rPr>
-        <w:t>Note 180: Стандарты сообщения о ветровых волнах и волнении: Наблюдения Скорость Направление; Нет наблюдений Отсутствует Отсутствует; Штиль 0 0; Обычное наблюдение &gt;0 1–360; Только скорость &gt;0 Отсутствует; Только направление Отсутствует 1–360; «Легкий и переменный» &gt;0 0</w:t>
-      </w:r>
-    </w:p>
     <w:sectPr>
       <w:pgSz w:w="16838" w:h="11906" w:orient="landscape"/>
       <w:pgMar w:top="850" w:right="850" w:bottom="850" w:left="850" w:header="720" w:footer="720" w:gutter="0"/>
